--- a/Tasca da Maria Meta Ads Strategy/Tasca da Maria | Resumo da Estratégia (Cliente).docx
+++ b/Tasca da Maria Meta Ads Strategy/Tasca da Maria | Resumo da Estratégia (Cliente).docx
@@ -25,7 +25,7 @@
     </w:p>
     <w:p>
       <w:pPr>
-        <w:spacing w:before="40" w:after="360" w:lineRule="auto" w:line="269"/>
+        <w:spacing w:before="40" w:after="200" w:lineRule="auto" w:line="269"/>
         <w:jc w:val="center"/>
       </w:pPr>
       <w:r>
@@ -37,6 +37,46 @@
           <w:sz w:val="21"/>
         </w:rPr>
         <w:t>Póvoa de Varzim  ·  Norte de Portugal</w:t>
+      </w:r>
+    </w:p>
+    <w:p>
+      <w:pPr>
+        <w:spacing w:after="240"/>
+        <w:jc w:val="center"/>
+      </w:pPr>
+      <w:r>
+        <w:drawing>
+          <wp:inline xmlns:a="http://schemas.openxmlformats.org/drawingml/2006/main" xmlns:pic="http://schemas.openxmlformats.org/drawingml/2006/picture">
+            <wp:extent cx="6120000" cy="2370480"/>
+            <wp:docPr id="1" name="Picture 1"/>
+            <wp:cNvGraphicFramePr>
+              <a:graphicFrameLocks noChangeAspect="1"/>
+            </wp:cNvGraphicFramePr>
+            <a:graphic>
+              <a:graphicData uri="http://schemas.openxmlformats.org/drawingml/2006/picture">
+                <pic:pic>
+                  <pic:nvPicPr>
+                    <pic:cNvPr id="0" name="cover_banner.jpg"/>
+                    <pic:cNvPicPr/>
+                  </pic:nvPicPr>
+                  <pic:blipFill>
+                    <a:blip r:embed="rId9"/>
+                    <a:stretch>
+                      <a:fillRect/>
+                    </a:stretch>
+                  </pic:blipFill>
+                  <pic:spPr>
+                    <a:xfrm>
+                      <a:off x="0" y="0"/>
+                      <a:ext cx="6120000" cy="2370480"/>
+                    </a:xfrm>
+                    <a:prstGeom prst="rect"/>
+                  </pic:spPr>
+                </pic:pic>
+              </a:graphicData>
+            </a:graphic>
+          </wp:inline>
+        </w:drawing>
       </w:r>
     </w:p>
     <w:tbl>
@@ -1441,12 +1481,12 @@
             <w:tcW w:type="dxa" w:w="2778"/>
             <w:shd w:val="clear" w:color="auto" w:fill="F3ECDF"/>
             <w:tcMar>
-              <w:top w:w="70" w:type="dxa"/>
-              <w:bottom w:w="70" w:type="dxa"/>
-              <w:start w:w="90" w:type="dxa"/>
-              <w:end w:w="90" w:type="dxa"/>
-              <w:left w:w="90" w:type="dxa"/>
-              <w:right w:w="90" w:type="dxa"/>
+              <w:top w:w="60" w:type="dxa"/>
+              <w:bottom w:w="60" w:type="dxa"/>
+              <w:start w:w="80" w:type="dxa"/>
+              <w:end w:w="80" w:type="dxa"/>
+              <w:left w:w="80" w:type="dxa"/>
+              <w:right w:w="80" w:type="dxa"/>
             </w:tcMar>
             <w:vAlign w:val="top"/>
           </w:tcPr>
@@ -1456,35 +1496,43 @@
               <w:jc w:val="center"/>
             </w:pPr>
             <w:r>
-              <w:rPr>
-                <w:rFonts w:ascii="Calibri" w:hAnsi="Calibri" w:cs="Calibri"/>
-                <w:b w:val="0"/>
-                <w:i w:val="0"/>
-                <w:color w:val="C1602E"/>
-                <w:sz w:val="40"/>
-              </w:rPr>
-              <w:t>🖼</w:t>
+              <w:drawing>
+                <wp:inline xmlns:a="http://schemas.openxmlformats.org/drawingml/2006/main" xmlns:pic="http://schemas.openxmlformats.org/drawingml/2006/picture">
+                  <wp:extent cx="864000" cy="1080000"/>
+                  <wp:docPr id="2" name="Picture 2"/>
+                  <wp:cNvGraphicFramePr>
+                    <a:graphicFrameLocks noChangeAspect="1"/>
+                  </wp:cNvGraphicFramePr>
+                  <a:graphic>
+                    <a:graphicData uri="http://schemas.openxmlformats.org/drawingml/2006/picture">
+                      <pic:pic>
+                        <pic:nvPicPr>
+                          <pic:cNvPr id="0" name="thumb_2.jpg"/>
+                          <pic:cNvPicPr/>
+                        </pic:nvPicPr>
+                        <pic:blipFill>
+                          <a:blip r:embed="rId10"/>
+                          <a:stretch>
+                            <a:fillRect/>
+                          </a:stretch>
+                        </pic:blipFill>
+                        <pic:spPr>
+                          <a:xfrm>
+                            <a:off x="0" y="0"/>
+                            <a:ext cx="864000" cy="1080000"/>
+                          </a:xfrm>
+                          <a:prstGeom prst="rect"/>
+                        </pic:spPr>
+                      </pic:pic>
+                    </a:graphicData>
+                  </a:graphic>
+                </wp:inline>
+              </w:drawing>
             </w:r>
           </w:p>
           <w:p>
             <w:pPr>
-              <w:spacing w:after="40"/>
-              <w:jc w:val="center"/>
-            </w:pPr>
-            <w:r>
-              <w:rPr>
-                <w:rFonts w:ascii="Calibri" w:hAnsi="Calibri" w:cs="Calibri"/>
-                <w:b/>
-                <w:i w:val="0"/>
-                <w:color w:val="6B6157"/>
-                <w:sz w:val="14"/>
-              </w:rPr>
-              <w:t>MINIATURA (inserir)</w:t>
-            </w:r>
-          </w:p>
-          <w:p>
-            <w:pPr>
-              <w:spacing w:after="20"/>
+              <w:spacing w:before="40" w:after="20"/>
               <w:jc w:val="center"/>
             </w:pPr>
             <w:r>
@@ -1493,14 +1541,14 @@
                 <w:b/>
                 <w:i w:val="0"/>
                 <w:color w:val="0F4C5C"/>
-                <w:sz w:val="19"/>
+                <w:sz w:val="18"/>
               </w:rPr>
-              <w:t>Frente-mar da Póvoa</w:t>
+              <w:t>A mesa da Tasca</w:t>
             </w:r>
           </w:p>
           <w:p>
             <w:pPr>
-              <w:spacing w:after="20"/>
+              <w:spacing w:after="0"/>
               <w:jc w:val="center"/>
             </w:pPr>
             <w:r>
@@ -1522,22 +1570,6 @@
                 <w:sz w:val="16"/>
               </w:rPr>
               <w:t>Imagem</w:t>
-            </w:r>
-          </w:p>
-          <w:p>
-            <w:pPr>
-              <w:spacing w:after="0"/>
-              <w:jc w:val="center"/>
-            </w:pPr>
-            <w:r>
-              <w:rPr>
-                <w:rFonts w:ascii="Calibri" w:hAnsi="Calibri" w:cs="Calibri"/>
-                <w:b w:val="0"/>
-                <w:i w:val="0"/>
-                <w:color w:val="6B6157"/>
-                <w:sz w:val="15"/>
-              </w:rPr>
-              <w:t>791A7678.JPG</w:t>
             </w:r>
           </w:p>
         </w:tc>
@@ -1748,12 +1780,12 @@
             <w:tcW w:type="dxa" w:w="2778"/>
             <w:shd w:val="clear" w:color="auto" w:fill="F3ECDF"/>
             <w:tcMar>
-              <w:top w:w="70" w:type="dxa"/>
-              <w:bottom w:w="70" w:type="dxa"/>
-              <w:start w:w="90" w:type="dxa"/>
-              <w:end w:w="90" w:type="dxa"/>
-              <w:left w:w="90" w:type="dxa"/>
-              <w:right w:w="90" w:type="dxa"/>
+              <w:top w:w="60" w:type="dxa"/>
+              <w:bottom w:w="60" w:type="dxa"/>
+              <w:start w:w="80" w:type="dxa"/>
+              <w:end w:w="80" w:type="dxa"/>
+              <w:left w:w="80" w:type="dxa"/>
+              <w:right w:w="80" w:type="dxa"/>
             </w:tcMar>
             <w:vAlign w:val="top"/>
           </w:tcPr>
@@ -1768,25 +1800,9 @@
                 <w:b w:val="0"/>
                 <w:i w:val="0"/>
                 <w:color w:val="C1602E"/>
-                <w:sz w:val="40"/>
+                <w:sz w:val="36"/>
               </w:rPr>
               <w:t>🎥</w:t>
-            </w:r>
-          </w:p>
-          <w:p>
-            <w:pPr>
-              <w:spacing w:after="40"/>
-              <w:jc w:val="center"/>
-            </w:pPr>
-            <w:r>
-              <w:rPr>
-                <w:rFonts w:ascii="Calibri" w:hAnsi="Calibri" w:cs="Calibri"/>
-                <w:b/>
-                <w:i w:val="0"/>
-                <w:color w:val="6B6157"/>
-                <w:sz w:val="14"/>
-              </w:rPr>
-              <w:t>MINIATURA (inserir)</w:t>
             </w:r>
           </w:p>
           <w:p>
@@ -1799,15 +1815,31 @@
                 <w:rFonts w:ascii="Calibri" w:hAnsi="Calibri" w:cs="Calibri"/>
                 <w:b/>
                 <w:i w:val="0"/>
+                <w:color w:val="6B6157"/>
+                <w:sz w:val="14"/>
+              </w:rPr>
+              <w:t>fotograma (inserir)</w:t>
+            </w:r>
+          </w:p>
+          <w:p>
+            <w:pPr>
+              <w:spacing w:before="40" w:after="20"/>
+              <w:jc w:val="center"/>
+            </w:pPr>
+            <w:r>
+              <w:rPr>
+                <w:rFonts w:ascii="Calibri" w:hAnsi="Calibri" w:cs="Calibri"/>
+                <w:b/>
+                <w:i w:val="0"/>
                 <w:color w:val="0F4C5C"/>
-                <w:sz w:val="19"/>
+                <w:sz w:val="18"/>
               </w:rPr>
               <w:t>A casa em vídeo</w:t>
             </w:r>
           </w:p>
           <w:p>
             <w:pPr>
-              <w:spacing w:after="20"/>
+              <w:spacing w:after="0"/>
               <w:jc w:val="center"/>
             </w:pPr>
             <w:r>
@@ -1829,22 +1861,6 @@
                 <w:sz w:val="16"/>
               </w:rPr>
               <w:t>Vídeo</w:t>
-            </w:r>
-          </w:p>
-          <w:p>
-            <w:pPr>
-              <w:spacing w:after="0"/>
-              <w:jc w:val="center"/>
-            </w:pPr>
-            <w:r>
-              <w:rPr>
-                <w:rFonts w:ascii="Calibri" w:hAnsi="Calibri" w:cs="Calibri"/>
-                <w:b w:val="0"/>
-                <w:i w:val="0"/>
-                <w:color w:val="6B6157"/>
-                <w:sz w:val="15"/>
-              </w:rPr>
-              <w:t>002.mp4</w:t>
             </w:r>
           </w:p>
         </w:tc>
@@ -2055,12 +2071,12 @@
             <w:tcW w:type="dxa" w:w="2778"/>
             <w:shd w:val="clear" w:color="auto" w:fill="F3ECDF"/>
             <w:tcMar>
-              <w:top w:w="70" w:type="dxa"/>
-              <w:bottom w:w="70" w:type="dxa"/>
-              <w:start w:w="90" w:type="dxa"/>
-              <w:end w:w="90" w:type="dxa"/>
-              <w:left w:w="90" w:type="dxa"/>
-              <w:right w:w="90" w:type="dxa"/>
+              <w:top w:w="60" w:type="dxa"/>
+              <w:bottom w:w="60" w:type="dxa"/>
+              <w:start w:w="80" w:type="dxa"/>
+              <w:end w:w="80" w:type="dxa"/>
+              <w:left w:w="80" w:type="dxa"/>
+              <w:right w:w="80" w:type="dxa"/>
             </w:tcMar>
             <w:vAlign w:val="top"/>
           </w:tcPr>
@@ -2070,35 +2086,43 @@
               <w:jc w:val="center"/>
             </w:pPr>
             <w:r>
-              <w:rPr>
-                <w:rFonts w:ascii="Calibri" w:hAnsi="Calibri" w:cs="Calibri"/>
-                <w:b w:val="0"/>
-                <w:i w:val="0"/>
-                <w:color w:val="C1602E"/>
-                <w:sz w:val="40"/>
-              </w:rPr>
-              <w:t>🗂</w:t>
+              <w:drawing>
+                <wp:inline xmlns:a="http://schemas.openxmlformats.org/drawingml/2006/main" xmlns:pic="http://schemas.openxmlformats.org/drawingml/2006/picture">
+                  <wp:extent cx="864000" cy="1080000"/>
+                  <wp:docPr id="3" name="Picture 3"/>
+                  <wp:cNvGraphicFramePr>
+                    <a:graphicFrameLocks noChangeAspect="1"/>
+                  </wp:cNvGraphicFramePr>
+                  <a:graphic>
+                    <a:graphicData uri="http://schemas.openxmlformats.org/drawingml/2006/picture">
+                      <pic:pic>
+                        <pic:nvPicPr>
+                          <pic:cNvPr id="0" name="thumb_3.jpg"/>
+                          <pic:cNvPicPr/>
+                        </pic:nvPicPr>
+                        <pic:blipFill>
+                          <a:blip r:embed="rId11"/>
+                          <a:stretch>
+                            <a:fillRect/>
+                          </a:stretch>
+                        </pic:blipFill>
+                        <pic:spPr>
+                          <a:xfrm>
+                            <a:off x="0" y="0"/>
+                            <a:ext cx="864000" cy="1080000"/>
+                          </a:xfrm>
+                          <a:prstGeom prst="rect"/>
+                        </pic:spPr>
+                      </pic:pic>
+                    </a:graphicData>
+                  </a:graphic>
+                </wp:inline>
+              </w:drawing>
             </w:r>
           </w:p>
           <w:p>
             <w:pPr>
-              <w:spacing w:after="40"/>
-              <w:jc w:val="center"/>
-            </w:pPr>
-            <w:r>
-              <w:rPr>
-                <w:rFonts w:ascii="Calibri" w:hAnsi="Calibri" w:cs="Calibri"/>
-                <w:b/>
-                <w:i w:val="0"/>
-                <w:color w:val="6B6157"/>
-                <w:sz w:val="14"/>
-              </w:rPr>
-              <w:t>MINIATURA (inserir)</w:t>
-            </w:r>
-          </w:p>
-          <w:p>
-            <w:pPr>
-              <w:spacing w:after="20"/>
+              <w:spacing w:before="40" w:after="20"/>
               <w:jc w:val="center"/>
             </w:pPr>
             <w:r>
@@ -2107,14 +2131,14 @@
                 <w:b/>
                 <w:i w:val="0"/>
                 <w:color w:val="0F4C5C"/>
-                <w:sz w:val="19"/>
+                <w:sz w:val="18"/>
               </w:rPr>
               <w:t>Sabores em carrossel</w:t>
             </w:r>
           </w:p>
           <w:p>
             <w:pPr>
-              <w:spacing w:after="20"/>
+              <w:spacing w:after="0"/>
               <w:jc w:val="center"/>
             </w:pPr>
             <w:r>
@@ -2136,22 +2160,6 @@
                 <w:sz w:val="16"/>
               </w:rPr>
               <w:t>Carrossel</w:t>
-            </w:r>
-          </w:p>
-          <w:p>
-            <w:pPr>
-              <w:spacing w:after="0"/>
-              <w:jc w:val="center"/>
-            </w:pPr>
-            <w:r>
-              <w:rPr>
-                <w:rFonts w:ascii="Calibri" w:hAnsi="Calibri" w:cs="Calibri"/>
-                <w:b w:val="0"/>
-                <w:i w:val="0"/>
-                <w:color w:val="6B6157"/>
-                <w:sz w:val="15"/>
-              </w:rPr>
-              <w:t>791A7690, 791A7705, 791A7720, 791A7748</w:t>
             </w:r>
           </w:p>
         </w:tc>
@@ -2394,12 +2402,12 @@
             <w:tcW w:type="dxa" w:w="2778"/>
             <w:shd w:val="clear" w:color="auto" w:fill="F3ECDF"/>
             <w:tcMar>
-              <w:top w:w="70" w:type="dxa"/>
-              <w:bottom w:w="70" w:type="dxa"/>
-              <w:start w:w="90" w:type="dxa"/>
-              <w:end w:w="90" w:type="dxa"/>
-              <w:left w:w="90" w:type="dxa"/>
-              <w:right w:w="90" w:type="dxa"/>
+              <w:top w:w="60" w:type="dxa"/>
+              <w:bottom w:w="60" w:type="dxa"/>
+              <w:start w:w="80" w:type="dxa"/>
+              <w:end w:w="80" w:type="dxa"/>
+              <w:left w:w="80" w:type="dxa"/>
+              <w:right w:w="80" w:type="dxa"/>
             </w:tcMar>
             <w:vAlign w:val="top"/>
           </w:tcPr>
@@ -2409,35 +2417,43 @@
               <w:jc w:val="center"/>
             </w:pPr>
             <w:r>
-              <w:rPr>
-                <w:rFonts w:ascii="Calibri" w:hAnsi="Calibri" w:cs="Calibri"/>
-                <w:b w:val="0"/>
-                <w:i w:val="0"/>
-                <w:color w:val="C1602E"/>
-                <w:sz w:val="40"/>
-              </w:rPr>
-              <w:t>🖼</w:t>
+              <w:drawing>
+                <wp:inline xmlns:a="http://schemas.openxmlformats.org/drawingml/2006/main" xmlns:pic="http://schemas.openxmlformats.org/drawingml/2006/picture">
+                  <wp:extent cx="864000" cy="1080000"/>
+                  <wp:docPr id="4" name="Picture 4"/>
+                  <wp:cNvGraphicFramePr>
+                    <a:graphicFrameLocks noChangeAspect="1"/>
+                  </wp:cNvGraphicFramePr>
+                  <a:graphic>
+                    <a:graphicData uri="http://schemas.openxmlformats.org/drawingml/2006/picture">
+                      <pic:pic>
+                        <pic:nvPicPr>
+                          <pic:cNvPr id="0" name="thumb_5.jpg"/>
+                          <pic:cNvPicPr/>
+                        </pic:nvPicPr>
+                        <pic:blipFill>
+                          <a:blip r:embed="rId12"/>
+                          <a:stretch>
+                            <a:fillRect/>
+                          </a:stretch>
+                        </pic:blipFill>
+                        <pic:spPr>
+                          <a:xfrm>
+                            <a:off x="0" y="0"/>
+                            <a:ext cx="864000" cy="1080000"/>
+                          </a:xfrm>
+                          <a:prstGeom prst="rect"/>
+                        </pic:spPr>
+                      </pic:pic>
+                    </a:graphicData>
+                  </a:graphic>
+                </wp:inline>
+              </w:drawing>
             </w:r>
           </w:p>
           <w:p>
             <w:pPr>
-              <w:spacing w:after="40"/>
-              <w:jc w:val="center"/>
-            </w:pPr>
-            <w:r>
-              <w:rPr>
-                <w:rFonts w:ascii="Calibri" w:hAnsi="Calibri" w:cs="Calibri"/>
-                <w:b/>
-                <w:i w:val="0"/>
-                <w:color w:val="6B6157"/>
-                <w:sz w:val="14"/>
-              </w:rPr>
-              <w:t>MINIATURA (inserir)</w:t>
-            </w:r>
-          </w:p>
-          <w:p>
-            <w:pPr>
-              <w:spacing w:after="20"/>
+              <w:spacing w:before="40" w:after="20"/>
               <w:jc w:val="center"/>
             </w:pPr>
             <w:r>
@@ -2446,14 +2462,14 @@
                 <w:b/>
                 <w:i w:val="0"/>
                 <w:color w:val="0F4C5C"/>
-                <w:sz w:val="19"/>
+                <w:sz w:val="18"/>
               </w:rPr>
-              <w:t>Prato-âncora: bacalhau</w:t>
+              <w:t>Peixe fresco grelhado</w:t>
             </w:r>
           </w:p>
           <w:p>
             <w:pPr>
-              <w:spacing w:after="20"/>
+              <w:spacing w:after="0"/>
               <w:jc w:val="center"/>
             </w:pPr>
             <w:r>
@@ -2475,22 +2491,6 @@
                 <w:sz w:val="16"/>
               </w:rPr>
               <w:t>Imagem</w:t>
-            </w:r>
-          </w:p>
-          <w:p>
-            <w:pPr>
-              <w:spacing w:after="0"/>
-              <w:jc w:val="center"/>
-            </w:pPr>
-            <w:r>
-              <w:rPr>
-                <w:rFonts w:ascii="Calibri" w:hAnsi="Calibri" w:cs="Calibri"/>
-                <w:b w:val="0"/>
-                <w:i w:val="0"/>
-                <w:color w:val="6B6157"/>
-                <w:sz w:val="15"/>
-              </w:rPr>
-              <w:t>791A7728.JPG</w:t>
             </w:r>
           </w:p>
         </w:tc>
@@ -2520,7 +2520,7 @@
                 <w:color w:val="23282B"/>
                 <w:sz w:val="16"/>
               </w:rPr>
-              <w:t>Bacalhau e tamboril como devem ser: frescos, bem temperados e sem pressa. 🐟 Na Tasca da Maria, na marginal da Póvoa, a qualidade vem sempre primeiro. Sala pequena — reserve já pelo WhatsApp. 📲</w:t>
+              <w:t>Peixe fresco grelhado, do dia, como deve ser. 🐟 Na Tasca da Maria, na marginal da Póvoa, a qualidade vem sempre primeiro. Sala pequena — reserve já pelo WhatsApp. 📲</w:t>
             </w:r>
           </w:p>
           <w:p>
@@ -2545,7 +2545,7 @@
                 <w:color w:val="23282B"/>
                 <w:sz w:val="16"/>
               </w:rPr>
-              <w:t>Bacalhau e tamboril fresquinhos</w:t>
+              <w:t>Peixe fresco grelhado na Póvoa</w:t>
             </w:r>
           </w:p>
           <w:p>
@@ -2701,12 +2701,12 @@
             <w:tcW w:type="dxa" w:w="2778"/>
             <w:shd w:val="clear" w:color="auto" w:fill="F3ECDF"/>
             <w:tcMar>
-              <w:top w:w="70" w:type="dxa"/>
-              <w:bottom w:w="70" w:type="dxa"/>
-              <w:start w:w="90" w:type="dxa"/>
-              <w:end w:w="90" w:type="dxa"/>
-              <w:left w:w="90" w:type="dxa"/>
-              <w:right w:w="90" w:type="dxa"/>
+              <w:top w:w="60" w:type="dxa"/>
+              <w:bottom w:w="60" w:type="dxa"/>
+              <w:start w:w="80" w:type="dxa"/>
+              <w:end w:w="80" w:type="dxa"/>
+              <w:left w:w="80" w:type="dxa"/>
+              <w:right w:w="80" w:type="dxa"/>
             </w:tcMar>
             <w:vAlign w:val="top"/>
           </w:tcPr>
@@ -2721,25 +2721,9 @@
                 <w:b w:val="0"/>
                 <w:i w:val="0"/>
                 <w:color w:val="C1602E"/>
-                <w:sz w:val="40"/>
+                <w:sz w:val="36"/>
               </w:rPr>
               <w:t>🎥</w:t>
-            </w:r>
-          </w:p>
-          <w:p>
-            <w:pPr>
-              <w:spacing w:after="40"/>
-              <w:jc w:val="center"/>
-            </w:pPr>
-            <w:r>
-              <w:rPr>
-                <w:rFonts w:ascii="Calibri" w:hAnsi="Calibri" w:cs="Calibri"/>
-                <w:b/>
-                <w:i w:val="0"/>
-                <w:color w:val="6B6157"/>
-                <w:sz w:val="14"/>
-              </w:rPr>
-              <w:t>MINIATURA (inserir)</w:t>
             </w:r>
           </w:p>
           <w:p>
@@ -2752,15 +2736,31 @@
                 <w:rFonts w:ascii="Calibri" w:hAnsi="Calibri" w:cs="Calibri"/>
                 <w:b/>
                 <w:i w:val="0"/>
+                <w:color w:val="6B6157"/>
+                <w:sz w:val="14"/>
+              </w:rPr>
+              <w:t>fotograma (inserir)</w:t>
+            </w:r>
+          </w:p>
+          <w:p>
+            <w:pPr>
+              <w:spacing w:before="40" w:after="20"/>
+              <w:jc w:val="center"/>
+            </w:pPr>
+            <w:r>
+              <w:rPr>
+                <w:rFonts w:ascii="Calibri" w:hAnsi="Calibri" w:cs="Calibri"/>
+                <w:b/>
+                <w:i w:val="0"/>
                 <w:color w:val="0F4C5C"/>
-                <w:sz w:val="19"/>
+                <w:sz w:val="18"/>
               </w:rPr>
               <w:t>Apetite em vídeo</w:t>
             </w:r>
           </w:p>
           <w:p>
             <w:pPr>
-              <w:spacing w:after="20"/>
+              <w:spacing w:after="0"/>
               <w:jc w:val="center"/>
             </w:pPr>
             <w:r>
@@ -2782,22 +2782,6 @@
                 <w:sz w:val="16"/>
               </w:rPr>
               <w:t>Vídeo</w:t>
-            </w:r>
-          </w:p>
-          <w:p>
-            <w:pPr>
-              <w:spacing w:after="0"/>
-              <w:jc w:val="center"/>
-            </w:pPr>
-            <w:r>
-              <w:rPr>
-                <w:rFonts w:ascii="Calibri" w:hAnsi="Calibri" w:cs="Calibri"/>
-                <w:b w:val="0"/>
-                <w:i w:val="0"/>
-                <w:color w:val="6B6157"/>
-                <w:sz w:val="15"/>
-              </w:rPr>
-              <w:t>007.mp4</w:t>
             </w:r>
           </w:p>
         </w:tc>
@@ -3008,12 +2992,12 @@
             <w:tcW w:type="dxa" w:w="2778"/>
             <w:shd w:val="clear" w:color="auto" w:fill="F3ECDF"/>
             <w:tcMar>
-              <w:top w:w="70" w:type="dxa"/>
-              <w:bottom w:w="70" w:type="dxa"/>
-              <w:start w:w="90" w:type="dxa"/>
-              <w:end w:w="90" w:type="dxa"/>
-              <w:left w:w="90" w:type="dxa"/>
-              <w:right w:w="90" w:type="dxa"/>
+              <w:top w:w="60" w:type="dxa"/>
+              <w:bottom w:w="60" w:type="dxa"/>
+              <w:start w:w="80" w:type="dxa"/>
+              <w:end w:w="80" w:type="dxa"/>
+              <w:left w:w="80" w:type="dxa"/>
+              <w:right w:w="80" w:type="dxa"/>
             </w:tcMar>
             <w:vAlign w:val="top"/>
           </w:tcPr>
@@ -3023,35 +3007,43 @@
               <w:jc w:val="center"/>
             </w:pPr>
             <w:r>
-              <w:rPr>
-                <w:rFonts w:ascii="Calibri" w:hAnsi="Calibri" w:cs="Calibri"/>
-                <w:b w:val="0"/>
-                <w:i w:val="0"/>
-                <w:color w:val="C1602E"/>
-                <w:sz w:val="40"/>
-              </w:rPr>
-              <w:t>🗂</w:t>
+              <w:drawing>
+                <wp:inline xmlns:a="http://schemas.openxmlformats.org/drawingml/2006/main" xmlns:pic="http://schemas.openxmlformats.org/drawingml/2006/picture">
+                  <wp:extent cx="864000" cy="1080000"/>
+                  <wp:docPr id="5" name="Picture 5"/>
+                  <wp:cNvGraphicFramePr>
+                    <a:graphicFrameLocks noChangeAspect="1"/>
+                  </wp:cNvGraphicFramePr>
+                  <a:graphic>
+                    <a:graphicData uri="http://schemas.openxmlformats.org/drawingml/2006/picture">
+                      <pic:pic>
+                        <pic:nvPicPr>
+                          <pic:cNvPr id="0" name="thumb_4.jpg"/>
+                          <pic:cNvPicPr/>
+                        </pic:nvPicPr>
+                        <pic:blipFill>
+                          <a:blip r:embed="rId13"/>
+                          <a:stretch>
+                            <a:fillRect/>
+                          </a:stretch>
+                        </pic:blipFill>
+                        <pic:spPr>
+                          <a:xfrm>
+                            <a:off x="0" y="0"/>
+                            <a:ext cx="864000" cy="1080000"/>
+                          </a:xfrm>
+                          <a:prstGeom prst="rect"/>
+                        </pic:spPr>
+                      </pic:pic>
+                    </a:graphicData>
+                  </a:graphic>
+                </wp:inline>
+              </w:drawing>
             </w:r>
           </w:p>
           <w:p>
             <w:pPr>
-              <w:spacing w:after="40"/>
-              <w:jc w:val="center"/>
-            </w:pPr>
-            <w:r>
-              <w:rPr>
-                <w:rFonts w:ascii="Calibri" w:hAnsi="Calibri" w:cs="Calibri"/>
-                <w:b/>
-                <w:i w:val="0"/>
-                <w:color w:val="6B6157"/>
-                <w:sz w:val="14"/>
-              </w:rPr>
-              <w:t>MINIATURA (inserir)</w:t>
-            </w:r>
-          </w:p>
-          <w:p>
-            <w:pPr>
-              <w:spacing w:after="20"/>
+              <w:spacing w:before="40" w:after="20"/>
               <w:jc w:val="center"/>
             </w:pPr>
             <w:r>
@@ -3060,14 +3052,14 @@
                 <w:b/>
                 <w:i w:val="0"/>
                 <w:color w:val="0F4C5C"/>
-                <w:sz w:val="19"/>
+                <w:sz w:val="18"/>
               </w:rPr>
               <w:t>Menu em carrossel</w:t>
             </w:r>
           </w:p>
           <w:p>
             <w:pPr>
-              <w:spacing w:after="20"/>
+              <w:spacing w:after="0"/>
               <w:jc w:val="center"/>
             </w:pPr>
             <w:r>
@@ -3089,22 +3081,6 @@
                 <w:sz w:val="16"/>
               </w:rPr>
               <w:t>Carrossel</w:t>
-            </w:r>
-          </w:p>
-          <w:p>
-            <w:pPr>
-              <w:spacing w:after="0"/>
-              <w:jc w:val="center"/>
-            </w:pPr>
-            <w:r>
-              <w:rPr>
-                <w:rFonts w:ascii="Calibri" w:hAnsi="Calibri" w:cs="Calibri"/>
-                <w:b w:val="0"/>
-                <w:i w:val="0"/>
-                <w:color w:val="6B6157"/>
-                <w:sz w:val="15"/>
-              </w:rPr>
-              <w:t>791A7690, 791A7720, 791A7733, 791A7748</w:t>
             </w:r>
           </w:p>
         </w:tc>
@@ -3327,7 +3303,7 @@
           <w:color w:val="6B6157"/>
           <w:sz w:val="16"/>
         </w:rPr>
-        <w:t>Nota: as miniaturas dos visuais serão inseridas a partir da Biblioteca Multimédia da conta (57 fotos e 8 vídeos). Os nomes de ficheiro indicados são sugestões a confirmar no Ads Manager.</w:t>
+        <w:t>Nota: as fotos apresentadas são as escolhidas para os anúncios; os anúncios de vídeo mostram o formato — o fotograma de capa é selecionado no Ads Manager (a partir de 002.mp4 / 007.mp4). A Biblioteca tem 57 fotos e 8 vídeos; a seleção final confirma-se no Ads Manager.</w:t>
       </w:r>
     </w:p>
     <w:sectPr>
